--- a/zht/docx/111.content.docx
+++ b/zht/docx/111.content.docx
@@ -150,26 +150,6 @@
           <w:lang w:val="zh_TW" w:bidi="zh_TW"/>
         </w:rPr>
         <w:t>zhong</w:t>
-      </w:r>
-      <w:r>
-        <w:rPr>
-          <w:lang w:val="zh_TW" w:bidi="zh_TW"/>
-        </w:rPr>
-      </w:r>
-    </w:p>
-    <w:p>
-      <w:pPr/>
-      <w:r>
-        <w:rPr>
-          <w:lang w:val="zh_TW" w:bidi="zh_TW"/>
-        </w:rPr>
-      </w:r>
-      <w:r>
-        <w:rPr>
-          <w:i/>
-          <w:lang w:val="zh_TW" w:bidi="zh_TW"/>
-        </w:rPr>
-        <w:t>種族仇恨</w:t>
       </w:r>
       <w:r>
         <w:rPr>

--- a/zht/docx/111.content.docx
+++ b/zht/docx/111.content.docx
@@ -19,7 +19,7 @@
         <w:rPr>
           <w:lang w:val="zh_TW" w:bidi="zh_TW"/>
         </w:rPr>
-        <w:t>Resource: Study Notes - Themes (Tyndale)</w:t>
+        <w:t>Resource: Tyndale Open Study Notes</w:t>
       </w:r>
       <w:r>
         <w:rPr>
@@ -112,7 +112,7 @@
         <w:rPr>
           <w:lang w:val="zh_TW" w:bidi="zh_TW"/>
         </w:rPr>
-        <w:t>Study Notes - Themes (Tyndale)</w:t>
+        <w:t>Tyndale Open Study Notes</w:t>
       </w:r>
     </w:p>
     <w:p>

--- a/zht/docx/111.content.docx
+++ b/zht/docx/111.content.docx
@@ -19,7 +19,7 @@
         <w:rPr>
           <w:lang w:val="zh_TW" w:bidi="zh_TW"/>
         </w:rPr>
-        <w:t>Resource: Tyndale Open Study Notes</w:t>
+        <w:t>Resource: Aquifer Open Study Notes (Themes)</w:t>
       </w:r>
       <w:r>
         <w:rPr>
@@ -112,7 +112,7 @@
         <w:rPr>
           <w:lang w:val="zh_TW" w:bidi="zh_TW"/>
         </w:rPr>
-        <w:t>Tyndale Open Study Notes</w:t>
+        <w:t>Aquifer Open Study Notes (Themes)</w:t>
       </w:r>
     </w:p>
     <w:p>

--- a/zht/docx/111.content.docx
+++ b/zht/docx/111.content.docx
@@ -247,36 +247,24 @@
         </w:rPr>
         <w:t>在以斯帖記中，哈曼因末底改不肯像其他人一樣，在他經過時跪拜，就心生憤恨（</w:t>
       </w:r>
-      <w:hyperlink r:id="rId13">
-        <w:r>
-          <w:rPr>
-            <w:lang w:val="zh_TW" w:bidi="zh_TW"/>
-          </w:rPr>
-          <w:rPr>
-            <w:color w:val="0000EE"/>
-            <w:u w:val="single"/>
-          </w:rPr>
-          <w:t>斯3:1–5</w:t>
-        </w:r>
-      </w:hyperlink>
+      <w:r>
+        <w:rPr>
+          <w:lang w:val="zh_TW" w:bidi="zh_TW"/>
+        </w:rPr>
+        <w:t>斯3:1–5</w:t>
+      </w:r>
       <w:r>
         <w:rPr>
           <w:lang w:val="zh_TW" w:bidi="zh_TW"/>
         </w:rPr>
         <w:t>）。哈曼鄙視末底改，末底改堅守信仰原則，不願遵從違背信仰的命令。這種針對末底改個人的仇恨，進而演變為滅絕所有猶太人的惡毒陰謀（</w:t>
       </w:r>
-      <w:hyperlink r:id="rId14">
-        <w:r>
-          <w:rPr>
-            <w:lang w:val="zh_TW" w:bidi="zh_TW"/>
-          </w:rPr>
-          <w:rPr>
-            <w:color w:val="0000EE"/>
-            <w:u w:val="single"/>
-          </w:rPr>
-          <w:t>3:6</w:t>
-        </w:r>
-      </w:hyperlink>
+      <w:r>
+        <w:rPr>
+          <w:lang w:val="zh_TW" w:bidi="zh_TW"/>
+        </w:rPr>
+        <w:t>3:6</w:t>
+      </w:r>
       <w:r>
         <w:rPr>
           <w:lang w:val="zh_TW" w:bidi="zh_TW"/>
@@ -337,18 +325,12 @@
         </w:rPr>
         <w:t>他們不遵守某些王的命令（</w:t>
       </w:r>
-      <w:hyperlink r:id="rId15">
-        <w:r>
-          <w:rPr>
-            <w:lang w:val="zh_TW" w:bidi="zh_TW"/>
-          </w:rPr>
-          <w:rPr>
-            <w:color w:val="0000EE"/>
-            <w:u w:val="single"/>
-          </w:rPr>
-          <w:t>3:8</w:t>
-        </w:r>
-      </w:hyperlink>
+      <w:r>
+        <w:rPr>
+          <w:lang w:val="zh_TW" w:bidi="zh_TW"/>
+        </w:rPr>
+        <w:t>3:8</w:t>
+      </w:r>
       <w:r>
         <w:rPr>
           <w:lang w:val="zh_TW" w:bidi="zh_TW"/>
@@ -383,126 +365,84 @@
         </w:rPr>
         <w:t>然而，神並不喜悅人們仇恨任何種族或宗教群體。那些策劃邪惡陰謀的人，終將面對神的審判（見</w:t>
       </w:r>
-      <w:hyperlink r:id="rId16">
-        <w:r>
-          <w:rPr>
-            <w:lang w:val="zh_TW" w:bidi="zh_TW"/>
-          </w:rPr>
-          <w:rPr>
-            <w:color w:val="0000EE"/>
-            <w:u w:val="single"/>
-          </w:rPr>
-          <w:t>申30:7</w:t>
-        </w:r>
-      </w:hyperlink>
+      <w:r>
+        <w:rPr>
+          <w:lang w:val="zh_TW" w:bidi="zh_TW"/>
+        </w:rPr>
+        <w:t>申30:7</w:t>
+      </w:r>
       <w:r>
         <w:rPr>
           <w:lang w:val="zh_TW" w:bidi="zh_TW"/>
         </w:rPr>
         <w:t>；</w:t>
       </w:r>
-      <w:hyperlink r:id="rId17">
-        <w:r>
-          <w:rPr>
-            <w:lang w:val="zh_TW" w:bidi="zh_TW"/>
-          </w:rPr>
-          <w:rPr>
-            <w:color w:val="0000EE"/>
-            <w:u w:val="single"/>
-          </w:rPr>
-          <w:t>詩21:7–11</w:t>
-        </w:r>
-      </w:hyperlink>
+      <w:r>
+        <w:rPr>
+          <w:lang w:val="zh_TW" w:bidi="zh_TW"/>
+        </w:rPr>
+        <w:t>詩21:7–11</w:t>
+      </w:r>
       <w:r>
         <w:rPr>
           <w:lang w:val="zh_TW" w:bidi="zh_TW"/>
         </w:rPr>
         <w:t>、</w:t>
       </w:r>
-      <w:hyperlink r:id="rId18">
-        <w:r>
-          <w:rPr>
-            <w:lang w:val="zh_TW" w:bidi="zh_TW"/>
-          </w:rPr>
-          <w:rPr>
-            <w:color w:val="0000EE"/>
-            <w:u w:val="single"/>
-          </w:rPr>
-          <w:t>34:19–21</w:t>
-        </w:r>
-      </w:hyperlink>
+      <w:r>
+        <w:rPr>
+          <w:lang w:val="zh_TW" w:bidi="zh_TW"/>
+        </w:rPr>
+        <w:t>34:19–21</w:t>
+      </w:r>
       <w:r>
         <w:rPr>
           <w:lang w:val="zh_TW" w:bidi="zh_TW"/>
         </w:rPr>
         <w:t>、</w:t>
       </w:r>
-      <w:hyperlink r:id="rId19">
-        <w:r>
-          <w:rPr>
-            <w:lang w:val="zh_TW" w:bidi="zh_TW"/>
-          </w:rPr>
-          <w:rPr>
-            <w:color w:val="0000EE"/>
-            <w:u w:val="single"/>
-          </w:rPr>
-          <w:t>44:7</w:t>
-        </w:r>
-      </w:hyperlink>
+      <w:r>
+        <w:rPr>
+          <w:lang w:val="zh_TW" w:bidi="zh_TW"/>
+        </w:rPr>
+        <w:t>44:7</w:t>
+      </w:r>
       <w:r>
         <w:rPr>
           <w:lang w:val="zh_TW" w:bidi="zh_TW"/>
         </w:rPr>
         <w:t>）。神多次拯救猶太百姓，擊敗他們的仇敵，因為祂信實守住對他們的一切應許（見</w:t>
       </w:r>
-      <w:hyperlink r:id="rId20">
-        <w:r>
-          <w:rPr>
-            <w:lang w:val="zh_TW" w:bidi="zh_TW"/>
-          </w:rPr>
-          <w:rPr>
-            <w:color w:val="0000EE"/>
-            <w:u w:val="single"/>
-          </w:rPr>
-          <w:t>羅9–11章</w:t>
-        </w:r>
-      </w:hyperlink>
+      <w:r>
+        <w:rPr>
+          <w:lang w:val="zh_TW" w:bidi="zh_TW"/>
+        </w:rPr>
+        <w:t>羅9–11章</w:t>
+      </w:r>
       <w:r>
         <w:rPr>
           <w:lang w:val="zh_TW" w:bidi="zh_TW"/>
         </w:rPr>
         <w:t>）。同樣地，神也必在一切逼迫中保守祂的教會（見</w:t>
       </w:r>
-      <w:hyperlink r:id="rId21">
-        <w:r>
-          <w:rPr>
-            <w:lang w:val="zh_TW" w:bidi="zh_TW"/>
-          </w:rPr>
-          <w:rPr>
-            <w:color w:val="0000EE"/>
-            <w:u w:val="single"/>
-          </w:rPr>
-          <w:t>太16:18</w:t>
-        </w:r>
-      </w:hyperlink>
+      <w:r>
+        <w:rPr>
+          <w:lang w:val="zh_TW" w:bidi="zh_TW"/>
+        </w:rPr>
+        <w:t>太16:18</w:t>
+      </w:r>
       <w:r>
         <w:rPr>
           <w:lang w:val="zh_TW" w:bidi="zh_TW"/>
         </w:rPr>
         <w:t>；</w:t>
       </w:r>
-      <w:hyperlink r:id="rId22">
-        <w:r>
-          <w:rPr>
-            <w:lang w:val="zh_TW" w:bidi="zh_TW"/>
-          </w:rPr>
-          <w:rPr>
-            <w:color w:val="0000EE"/>
-            <w:u w:val="single"/>
-          </w:rPr>
-          <w:t>羅8:26–39</w:t>
-        </w:r>
-      </w:hyperlink>
+      <w:r>
+        <w:rPr>
+          <w:lang w:val="zh_TW" w:bidi="zh_TW"/>
+        </w:rPr>
+        <w:t>羅8:26–39</w:t>
+      </w:r>
       <w:r>
         <w:rPr>
           <w:lang w:val="zh_TW" w:bidi="zh_TW"/>
@@ -532,174 +472,114 @@
           <w:lang w:val="zh_TW" w:bidi="zh_TW"/>
         </w:rPr>
       </w:r>
-      <w:hyperlink r:id="rId23">
-        <w:r>
-          <w:rPr>
-            <w:lang w:val="zh_TW" w:bidi="zh_TW"/>
-          </w:rPr>
-          <w:rPr>
-            <w:color w:val="0000EE"/>
-            <w:u w:val="single"/>
-          </w:rPr>
-          <w:t>創46:33–34</w:t>
-        </w:r>
-      </w:hyperlink>
+      <w:r>
+        <w:rPr>
+          <w:lang w:val="zh_TW" w:bidi="zh_TW"/>
+        </w:rPr>
+        <w:t>創46:33–34</w:t>
+      </w:r>
       <w:r>
         <w:rPr>
           <w:lang w:val="zh_TW" w:bidi="zh_TW"/>
         </w:rPr>
         <w:t>；</w:t>
       </w:r>
-      <w:hyperlink r:id="rId24">
-        <w:r>
-          <w:rPr>
-            <w:lang w:val="zh_TW" w:bidi="zh_TW"/>
-          </w:rPr>
-          <w:rPr>
-            <w:color w:val="0000EE"/>
-            <w:u w:val="single"/>
-          </w:rPr>
-          <w:t>申7:1–6，</w:t>
-        </w:r>
-      </w:hyperlink>
-      <w:hyperlink r:id="rId25">
-        <w:r>
-          <w:rPr>
-            <w:lang w:val="zh_TW" w:bidi="zh_TW"/>
-          </w:rPr>
-          <w:rPr>
-            <w:color w:val="0000EE"/>
-            <w:u w:val="single"/>
-          </w:rPr>
-          <w:t>23:3–8</w:t>
-        </w:r>
-      </w:hyperlink>
+      <w:r>
+        <w:rPr>
+          <w:lang w:val="zh_TW" w:bidi="zh_TW"/>
+        </w:rPr>
+        <w:t>申7:1–6，</w:t>
+      </w:r>
+      <w:r>
+        <w:rPr>
+          <w:lang w:val="zh_TW" w:bidi="zh_TW"/>
+        </w:rPr>
+        <w:t>23:3–8</w:t>
+      </w:r>
       <w:r>
         <w:rPr>
           <w:lang w:val="zh_TW" w:bidi="zh_TW"/>
         </w:rPr>
         <w:t>；</w:t>
       </w:r>
-      <w:hyperlink r:id="rId26">
-        <w:r>
-          <w:rPr>
-            <w:lang w:val="zh_TW" w:bidi="zh_TW"/>
-          </w:rPr>
-          <w:rPr>
-            <w:color w:val="0000EE"/>
-            <w:u w:val="single"/>
-          </w:rPr>
-          <w:t>斯3:1–9</w:t>
-        </w:r>
-      </w:hyperlink>
+      <w:r>
+        <w:rPr>
+          <w:lang w:val="zh_TW" w:bidi="zh_TW"/>
+        </w:rPr>
+        <w:t>斯3:1–9</w:t>
+      </w:r>
       <w:r>
         <w:rPr>
           <w:lang w:val="zh_TW" w:bidi="zh_TW"/>
         </w:rPr>
         <w:t>；</w:t>
       </w:r>
-      <w:hyperlink r:id="rId27">
-        <w:r>
-          <w:rPr>
-            <w:lang w:val="zh_TW" w:bidi="zh_TW"/>
-          </w:rPr>
-          <w:rPr>
-            <w:color w:val="0000EE"/>
-            <w:u w:val="single"/>
-          </w:rPr>
-          <w:t>太15:22–28</w:t>
-        </w:r>
-      </w:hyperlink>
+      <w:r>
+        <w:rPr>
+          <w:lang w:val="zh_TW" w:bidi="zh_TW"/>
+        </w:rPr>
+        <w:t>太15:22–28</w:t>
+      </w:r>
       <w:r>
         <w:rPr>
           <w:lang w:val="zh_TW" w:bidi="zh_TW"/>
         </w:rPr>
         <w:t>；</w:t>
       </w:r>
-      <w:hyperlink r:id="rId28">
-        <w:r>
-          <w:rPr>
-            <w:lang w:val="zh_TW" w:bidi="zh_TW"/>
-          </w:rPr>
-          <w:rPr>
-            <w:color w:val="0000EE"/>
-            <w:u w:val="single"/>
-          </w:rPr>
-          <w:t>路4:27</w:t>
-        </w:r>
-      </w:hyperlink>
+      <w:r>
+        <w:rPr>
+          <w:lang w:val="zh_TW" w:bidi="zh_TW"/>
+        </w:rPr>
+        <w:t>路4:27</w:t>
+      </w:r>
       <w:r>
         <w:rPr>
           <w:lang w:val="zh_TW" w:bidi="zh_TW"/>
         </w:rPr>
         <w:t>；</w:t>
       </w:r>
-      <w:hyperlink r:id="rId29">
-        <w:r>
-          <w:rPr>
-            <w:lang w:val="zh_TW" w:bidi="zh_TW"/>
-          </w:rPr>
-          <w:rPr>
-            <w:color w:val="0000EE"/>
-            <w:u w:val="single"/>
-          </w:rPr>
-          <w:t>徒10:34–35</w:t>
-        </w:r>
-      </w:hyperlink>
+      <w:r>
+        <w:rPr>
+          <w:lang w:val="zh_TW" w:bidi="zh_TW"/>
+        </w:rPr>
+        <w:t>徒10:34–35</w:t>
+      </w:r>
       <w:r>
         <w:rPr>
           <w:lang w:val="zh_TW" w:bidi="zh_TW"/>
         </w:rPr>
         <w:t>；</w:t>
       </w:r>
-      <w:hyperlink r:id="rId20">
-        <w:r>
-          <w:rPr>
-            <w:lang w:val="zh_TW" w:bidi="zh_TW"/>
-          </w:rPr>
-          <w:rPr>
-            <w:color w:val="0000EE"/>
-            <w:u w:val="single"/>
-          </w:rPr>
-          <w:t>羅9:1–11:36</w:t>
-        </w:r>
-      </w:hyperlink>
+      <w:r>
+        <w:rPr>
+          <w:lang w:val="zh_TW" w:bidi="zh_TW"/>
+        </w:rPr>
+        <w:t>羅9:1–11:36</w:t>
+      </w:r>
       <w:r>
         <w:rPr>
           <w:lang w:val="zh_TW" w:bidi="zh_TW"/>
         </w:rPr>
         <w:t>；</w:t>
       </w:r>
-      <w:hyperlink r:id="rId30">
-        <w:r>
-          <w:rPr>
-            <w:lang w:val="zh_TW" w:bidi="zh_TW"/>
-          </w:rPr>
-          <w:rPr>
-            <w:color w:val="0000EE"/>
-            <w:u w:val="single"/>
-          </w:rPr>
-          <w:t>加3:26–29</w:t>
-        </w:r>
-      </w:hyperlink>
+      <w:r>
+        <w:rPr>
+          <w:lang w:val="zh_TW" w:bidi="zh_TW"/>
+        </w:rPr>
+        <w:t>加3:26–29</w:t>
+      </w:r>
       <w:r>
         <w:rPr>
           <w:lang w:val="zh_TW" w:bidi="zh_TW"/>
         </w:rPr>
         <w:t>；</w:t>
       </w:r>
-      <w:hyperlink r:id="rId31">
-        <w:r>
-          <w:rPr>
-            <w:lang w:val="zh_TW" w:bidi="zh_TW"/>
-          </w:rPr>
-          <w:rPr>
-            <w:color w:val="0000EE"/>
-            <w:u w:val="single"/>
-          </w:rPr>
-          <w:t>弗2:14</w:t>
-        </w:r>
-      </w:hyperlink>
+      <w:r>
+        <w:rPr>
+          <w:lang w:val="zh_TW" w:bidi="zh_TW"/>
+        </w:rPr>
+        <w:t>弗2:14</w:t>
+      </w:r>
       <w:r>
         <w:rPr>
           <w:lang w:val="zh_TW" w:bidi="zh_TW"/>
